--- a/apps/web/public/template_soal_pengetahuan.docx
+++ b/apps/web/public/template_soal_pengetahuan.docx
@@ -3861,11 +3861,9 @@
         <w:tblLook w:val="0000" w:firstRow="0" w:lastRow="0" w:firstColumn="0" w:lastColumn="0" w:noHBand="0" w:noVBand="0"/>
       </w:tblPr>
       <w:tblGrid>
-        <w:gridCol w:w="753"/>
-        <w:gridCol w:w="670"/>
-        <w:gridCol w:w="2496"/>
-        <w:gridCol w:w="2021"/>
-        <w:gridCol w:w="4219"/>
+        <w:gridCol w:w="1524"/>
+        <w:gridCol w:w="3555"/>
+        <w:gridCol w:w="5079"/>
       </w:tblGrid>
       <w:tr>
         <w:trPr>
@@ -3874,7 +3872,7 @@
         </w:trPr>
         <w:tc>
           <w:tcPr>
-            <w:tcW w:w="752" w:type="dxa"/>
+            <w:tcW w:w="1524" w:type="dxa"/>
             <w:tcBorders>
               <w:top w:val="single" w:sz="4" w:space="0" w:color="BBBBBB"/>
               <w:left w:val="single" w:sz="4" w:space="0" w:color="BBBBBB"/>
@@ -3910,7 +3908,7 @@
         </w:tc>
         <w:tc>
           <w:tcPr>
-            <w:tcW w:w="670" w:type="dxa"/>
+            <w:tcW w:w="3555" w:type="dxa"/>
             <w:tcBorders>
               <w:top w:val="single" w:sz="4" w:space="0" w:color="BBBBBB"/>
               <w:left w:val="single" w:sz="4" w:space="0" w:color="BBBBBB"/>
@@ -3918,91 +3916,25 @@
               <w:right w:val="single" w:sz="4" w:space="0" w:color="BBBBBB"/>
             </w:tcBorders>
             <w:shd w:val="solid" w:color="1E3A5F" w:fill="auto"/>
-          </w:tcPr>
-          <w:p>
-            <w:pPr>
-              <w:jc w:val="center"/>
+            <w:vAlign w:val="center"/>
+          </w:tcPr>
+          <w:p>
+            <w:pPr>
+              <w:jc w:val="center"/>
+            </w:pPr>
+            <w:r>
               <w:rPr>
                 <w:b/>
                 <w:bCs/>
                 <w:color w:val="FFFFFF"/>
               </w:rPr>
-            </w:pPr>
-            <w:proofErr w:type="spellStart"/>
-            <w:r>
-              <w:rPr>
-                <w:b/>
-                <w:bCs/>
-                <w:color w:val="FFFFFF"/>
-              </w:rPr>
-              <w:t>Nomor</w:t>
-            </w:r>
-            <w:proofErr w:type="spellEnd"/>
-            <w:r>
-              <w:rPr>
-                <w:b/>
-                <w:bCs/>
-                <w:color w:val="FFFFFF"/>
-              </w:rPr>
-              <w:t xml:space="preserve"> KD/CP</w:t>
-            </w:r>
-          </w:p>
-        </w:tc>
-        <w:tc>
-          <w:tcPr>
-            <w:tcW w:w="2496" w:type="dxa"/>
-            <w:tcBorders>
-              <w:top w:val="single" w:sz="4" w:space="0" w:color="BBBBBB"/>
-              <w:left w:val="single" w:sz="4" w:space="0" w:color="BBBBBB"/>
-              <w:bottom w:val="single" w:sz="4" w:space="0" w:color="BBBBBB"/>
-              <w:right w:val="single" w:sz="4" w:space="0" w:color="BBBBBB"/>
-            </w:tcBorders>
-            <w:shd w:val="solid" w:color="1E3A5F" w:fill="auto"/>
-            <w:vAlign w:val="center"/>
-          </w:tcPr>
-          <w:p>
-            <w:pPr>
-              <w:jc w:val="center"/>
-            </w:pPr>
-            <w:r>
-              <w:rPr>
-                <w:b/>
-                <w:bCs/>
-                <w:color w:val="FFFFFF"/>
-              </w:rPr>
-              <w:t>KD/CP</w:t>
-            </w:r>
-          </w:p>
-        </w:tc>
-        <w:tc>
-          <w:tcPr>
-            <w:tcW w:w="2021" w:type="dxa"/>
-            <w:tcBorders>
-              <w:top w:val="single" w:sz="4" w:space="0" w:color="BBBBBB"/>
-              <w:left w:val="single" w:sz="4" w:space="0" w:color="BBBBBB"/>
-              <w:bottom w:val="single" w:sz="4" w:space="0" w:color="BBBBBB"/>
-              <w:right w:val="single" w:sz="4" w:space="0" w:color="BBBBBB"/>
-            </w:tcBorders>
-            <w:shd w:val="solid" w:color="1E3A5F" w:fill="auto"/>
-            <w:vAlign w:val="center"/>
-          </w:tcPr>
-          <w:p>
-            <w:pPr>
-              <w:jc w:val="center"/>
-            </w:pPr>
-            <w:r>
-              <w:rPr>
-                <w:b/>
-                <w:bCs/>
-                <w:color w:val="FFFFFF"/>
-              </w:rPr>
               <w:t>Materi</w:t>
             </w:r>
           </w:p>
         </w:tc>
         <w:tc>
           <w:tcPr>
-            <w:tcW w:w="4219" w:type="dxa"/>
+            <w:tcW w:w="5079" w:type="dxa"/>
             <w:tcBorders>
               <w:top w:val="single" w:sz="4" w:space="0" w:color="BBBBBB"/>
               <w:left w:val="single" w:sz="4" w:space="0" w:color="BBBBBB"/>
@@ -4043,7 +3975,7 @@
         </w:trPr>
         <w:tc>
           <w:tcPr>
-            <w:tcW w:w="752" w:type="dxa"/>
+            <w:tcW w:w="1524" w:type="dxa"/>
             <w:tcBorders>
               <w:top w:val="single" w:sz="4" w:space="0" w:color="BBBBBB"/>
               <w:left w:val="single" w:sz="4" w:space="0" w:color="BBBBBB"/>
@@ -4066,48 +3998,22 @@
         </w:tc>
         <w:tc>
           <w:tcPr>
-            <w:tcW w:w="670" w:type="dxa"/>
-            <w:tcBorders>
-              <w:top w:val="single" w:sz="4" w:space="0" w:color="BBBBBB"/>
-              <w:left w:val="single" w:sz="4" w:space="0" w:color="BBBBBB"/>
-              <w:bottom w:val="single" w:sz="4" w:space="0" w:color="BBBBBB"/>
-              <w:right w:val="single" w:sz="4" w:space="0" w:color="BBBBBB"/>
-            </w:tcBorders>
-            <w:vAlign w:val="center"/>
-          </w:tcPr>
-          <w:p>
-            <w:pPr>
-              <w:jc w:val="center"/>
-              <w:rPr>
-                <w:color w:val="1E293B"/>
-              </w:rPr>
-            </w:pPr>
-            <w:r>
-              <w:rPr>
-                <w:color w:val="1E293B"/>
-              </w:rPr>
-              <w:t>3.1</w:t>
-            </w:r>
-          </w:p>
-        </w:tc>
-        <w:tc>
-          <w:tcPr>
-            <w:tcW w:w="2496" w:type="dxa"/>
-            <w:tcBorders>
-              <w:top w:val="single" w:sz="4" w:space="0" w:color="BBBBBB"/>
-              <w:left w:val="single" w:sz="4" w:space="0" w:color="BBBBBB"/>
-              <w:bottom w:val="single" w:sz="4" w:space="0" w:color="BBBBBB"/>
-              <w:right w:val="single" w:sz="4" w:space="0" w:color="BBBBBB"/>
-            </w:tcBorders>
-            <w:vAlign w:val="center"/>
-          </w:tcPr>
-          <w:p>
-            <w:proofErr w:type="spellStart"/>
-            <w:r>
-              <w:rPr>
-                <w:color w:val="1E293B"/>
-              </w:rPr>
-              <w:t>Memahami</w:t>
+            <w:tcW w:w="3555" w:type="dxa"/>
+            <w:tcBorders>
+              <w:top w:val="single" w:sz="4" w:space="0" w:color="BBBBBB"/>
+              <w:left w:val="single" w:sz="4" w:space="0" w:color="BBBBBB"/>
+              <w:bottom w:val="single" w:sz="4" w:space="0" w:color="BBBBBB"/>
+              <w:right w:val="single" w:sz="4" w:space="0" w:color="BBBBBB"/>
+            </w:tcBorders>
+            <w:vAlign w:val="center"/>
+          </w:tcPr>
+          <w:p>
+            <w:proofErr w:type="spellStart"/>
+            <w:r>
+              <w:rPr>
+                <w:color w:val="1E293B"/>
+              </w:rPr>
+              <w:t>Proklamasi</w:t>
             </w:r>
             <w:proofErr w:type="spellEnd"/>
             <w:r>
@@ -4121,48 +4027,6 @@
               <w:rPr>
                 <w:color w:val="1E293B"/>
               </w:rPr>
-              <w:t>sejarah</w:t>
-            </w:r>
-            <w:proofErr w:type="spellEnd"/>
-            <w:r>
-              <w:rPr>
-                <w:color w:val="1E293B"/>
-              </w:rPr>
-              <w:t xml:space="preserve"> Indonesia</w:t>
-            </w:r>
-          </w:p>
-        </w:tc>
-        <w:tc>
-          <w:tcPr>
-            <w:tcW w:w="2021" w:type="dxa"/>
-            <w:tcBorders>
-              <w:top w:val="single" w:sz="4" w:space="0" w:color="BBBBBB"/>
-              <w:left w:val="single" w:sz="4" w:space="0" w:color="BBBBBB"/>
-              <w:bottom w:val="single" w:sz="4" w:space="0" w:color="BBBBBB"/>
-              <w:right w:val="single" w:sz="4" w:space="0" w:color="BBBBBB"/>
-            </w:tcBorders>
-            <w:vAlign w:val="center"/>
-          </w:tcPr>
-          <w:p>
-            <w:proofErr w:type="spellStart"/>
-            <w:r>
-              <w:rPr>
-                <w:color w:val="1E293B"/>
-              </w:rPr>
-              <w:t>Proklamasi</w:t>
-            </w:r>
-            <w:proofErr w:type="spellEnd"/>
-            <w:r>
-              <w:rPr>
-                <w:color w:val="1E293B"/>
-              </w:rPr>
-              <w:t xml:space="preserve"> </w:t>
-            </w:r>
-            <w:proofErr w:type="spellStart"/>
-            <w:r>
-              <w:rPr>
-                <w:color w:val="1E293B"/>
-              </w:rPr>
               <w:t>Kemerdekaan</w:t>
             </w:r>
             <w:proofErr w:type="spellEnd"/>
@@ -4170,7 +4034,7 @@
         </w:tc>
         <w:tc>
           <w:tcPr>
-            <w:tcW w:w="4219" w:type="dxa"/>
+            <w:tcW w:w="5079" w:type="dxa"/>
             <w:tcBorders>
               <w:top w:val="single" w:sz="4" w:space="0" w:color="BBBBBB"/>
               <w:left w:val="single" w:sz="4" w:space="0" w:color="BBBBBB"/>
@@ -4273,7 +4137,7 @@
         </w:trPr>
         <w:tc>
           <w:tcPr>
-            <w:tcW w:w="752" w:type="dxa"/>
+            <w:tcW w:w="1524" w:type="dxa"/>
             <w:tcBorders>
               <w:top w:val="single" w:sz="4" w:space="0" w:color="BBBBBB"/>
               <w:left w:val="single" w:sz="4" w:space="0" w:color="BBBBBB"/>
@@ -4296,83 +4160,7 @@
         </w:tc>
         <w:tc>
           <w:tcPr>
-            <w:tcW w:w="670" w:type="dxa"/>
-            <w:tcBorders>
-              <w:top w:val="single" w:sz="4" w:space="0" w:color="BBBBBB"/>
-              <w:left w:val="single" w:sz="4" w:space="0" w:color="BBBBBB"/>
-              <w:bottom w:val="single" w:sz="4" w:space="0" w:color="BBBBBB"/>
-              <w:right w:val="single" w:sz="4" w:space="0" w:color="BBBBBB"/>
-            </w:tcBorders>
-            <w:vAlign w:val="center"/>
-          </w:tcPr>
-          <w:p>
-            <w:pPr>
-              <w:jc w:val="center"/>
-              <w:rPr>
-                <w:color w:val="1E293B"/>
-              </w:rPr>
-            </w:pPr>
-            <w:r>
-              <w:rPr>
-                <w:color w:val="1E293B"/>
-              </w:rPr>
-              <w:t>3.2</w:t>
-            </w:r>
-          </w:p>
-        </w:tc>
-        <w:tc>
-          <w:tcPr>
-            <w:tcW w:w="2496" w:type="dxa"/>
-            <w:tcBorders>
-              <w:top w:val="single" w:sz="4" w:space="0" w:color="BBBBBB"/>
-              <w:left w:val="single" w:sz="4" w:space="0" w:color="BBBBBB"/>
-              <w:bottom w:val="single" w:sz="4" w:space="0" w:color="BBBBBB"/>
-              <w:right w:val="single" w:sz="4" w:space="0" w:color="BBBBBB"/>
-            </w:tcBorders>
-            <w:vAlign w:val="center"/>
-          </w:tcPr>
-          <w:p>
-            <w:proofErr w:type="spellStart"/>
-            <w:r>
-              <w:rPr>
-                <w:color w:val="1E293B"/>
-              </w:rPr>
-              <w:t>Memahami</w:t>
-            </w:r>
-            <w:proofErr w:type="spellEnd"/>
-            <w:r>
-              <w:rPr>
-                <w:color w:val="1E293B"/>
-              </w:rPr>
-              <w:t xml:space="preserve"> </w:t>
-            </w:r>
-            <w:proofErr w:type="spellStart"/>
-            <w:r>
-              <w:rPr>
-                <w:color w:val="1E293B"/>
-              </w:rPr>
-              <w:t>sistem</w:t>
-            </w:r>
-            <w:proofErr w:type="spellEnd"/>
-            <w:r>
-              <w:rPr>
-                <w:color w:val="1E293B"/>
-              </w:rPr>
-              <w:t xml:space="preserve"> tata </w:t>
-            </w:r>
-            <w:proofErr w:type="spellStart"/>
-            <w:r>
-              <w:rPr>
-                <w:color w:val="1E293B"/>
-              </w:rPr>
-              <w:t>surya</w:t>
-            </w:r>
-            <w:proofErr w:type="spellEnd"/>
-          </w:p>
-        </w:tc>
-        <w:tc>
-          <w:tcPr>
-            <w:tcW w:w="2021" w:type="dxa"/>
+            <w:tcW w:w="3555" w:type="dxa"/>
             <w:tcBorders>
               <w:top w:val="single" w:sz="4" w:space="0" w:color="BBBBBB"/>
               <w:left w:val="single" w:sz="4" w:space="0" w:color="BBBBBB"/>
@@ -4392,7 +4180,7 @@
         </w:tc>
         <w:tc>
           <w:tcPr>
-            <w:tcW w:w="4219" w:type="dxa"/>
+            <w:tcW w:w="5079" w:type="dxa"/>
             <w:tcBorders>
               <w:top w:val="single" w:sz="4" w:space="0" w:color="BBBBBB"/>
               <w:left w:val="single" w:sz="4" w:space="0" w:color="BBBBBB"/>
@@ -4509,7 +4297,7 @@
         </w:trPr>
         <w:tc>
           <w:tcPr>
-            <w:tcW w:w="752" w:type="dxa"/>
+            <w:tcW w:w="1524" w:type="dxa"/>
             <w:tcBorders>
               <w:top w:val="single" w:sz="4" w:space="0" w:color="BBBBBB"/>
               <w:left w:val="single" w:sz="4" w:space="0" w:color="BBBBBB"/>
@@ -4532,48 +4320,22 @@
         </w:tc>
         <w:tc>
           <w:tcPr>
-            <w:tcW w:w="670" w:type="dxa"/>
-            <w:tcBorders>
-              <w:top w:val="single" w:sz="4" w:space="0" w:color="BBBBBB"/>
-              <w:left w:val="single" w:sz="4" w:space="0" w:color="BBBBBB"/>
-              <w:bottom w:val="single" w:sz="4" w:space="0" w:color="BBBBBB"/>
-              <w:right w:val="single" w:sz="4" w:space="0" w:color="BBBBBB"/>
-            </w:tcBorders>
-            <w:vAlign w:val="center"/>
-          </w:tcPr>
-          <w:p>
-            <w:pPr>
-              <w:jc w:val="center"/>
-              <w:rPr>
-                <w:color w:val="1E293B"/>
-              </w:rPr>
-            </w:pPr>
-            <w:r>
-              <w:rPr>
-                <w:color w:val="1E293B"/>
-              </w:rPr>
-              <w:t>3.3</w:t>
-            </w:r>
-          </w:p>
-        </w:tc>
-        <w:tc>
-          <w:tcPr>
-            <w:tcW w:w="2496" w:type="dxa"/>
-            <w:tcBorders>
-              <w:top w:val="single" w:sz="4" w:space="0" w:color="BBBBBB"/>
-              <w:left w:val="single" w:sz="4" w:space="0" w:color="BBBBBB"/>
-              <w:bottom w:val="single" w:sz="4" w:space="0" w:color="BBBBBB"/>
-              <w:right w:val="single" w:sz="4" w:space="0" w:color="BBBBBB"/>
-            </w:tcBorders>
-            <w:vAlign w:val="center"/>
-          </w:tcPr>
-          <w:p>
-            <w:proofErr w:type="spellStart"/>
-            <w:r>
-              <w:rPr>
-                <w:color w:val="1E293B"/>
-              </w:rPr>
-              <w:t>Memahami</w:t>
+            <w:tcW w:w="3555" w:type="dxa"/>
+            <w:tcBorders>
+              <w:top w:val="single" w:sz="4" w:space="0" w:color="BBBBBB"/>
+              <w:left w:val="single" w:sz="4" w:space="0" w:color="BBBBBB"/>
+              <w:bottom w:val="single" w:sz="4" w:space="0" w:color="BBBBBB"/>
+              <w:right w:val="single" w:sz="4" w:space="0" w:color="BBBBBB"/>
+            </w:tcBorders>
+            <w:vAlign w:val="center"/>
+          </w:tcPr>
+          <w:p>
+            <w:proofErr w:type="spellStart"/>
+            <w:r>
+              <w:rPr>
+                <w:color w:val="1E293B"/>
+              </w:rPr>
+              <w:t>Klasifikasi</w:t>
             </w:r>
             <w:proofErr w:type="spellEnd"/>
             <w:r>
@@ -4587,56 +4349,6 @@
               <w:rPr>
                 <w:color w:val="1E293B"/>
               </w:rPr>
-              <w:t>keanekaragaman</w:t>
-            </w:r>
-            <w:proofErr w:type="spellEnd"/>
-            <w:r>
-              <w:rPr>
-                <w:color w:val="1E293B"/>
-              </w:rPr>
-              <w:t xml:space="preserve"> </w:t>
-            </w:r>
-            <w:proofErr w:type="spellStart"/>
-            <w:r>
-              <w:rPr>
-                <w:color w:val="1E293B"/>
-              </w:rPr>
-              <w:t>hayati</w:t>
-            </w:r>
-            <w:proofErr w:type="spellEnd"/>
-          </w:p>
-        </w:tc>
-        <w:tc>
-          <w:tcPr>
-            <w:tcW w:w="2021" w:type="dxa"/>
-            <w:tcBorders>
-              <w:top w:val="single" w:sz="4" w:space="0" w:color="BBBBBB"/>
-              <w:left w:val="single" w:sz="4" w:space="0" w:color="BBBBBB"/>
-              <w:bottom w:val="single" w:sz="4" w:space="0" w:color="BBBBBB"/>
-              <w:right w:val="single" w:sz="4" w:space="0" w:color="BBBBBB"/>
-            </w:tcBorders>
-            <w:vAlign w:val="center"/>
-          </w:tcPr>
-          <w:p>
-            <w:proofErr w:type="spellStart"/>
-            <w:r>
-              <w:rPr>
-                <w:color w:val="1E293B"/>
-              </w:rPr>
-              <w:t>Klasifikasi</w:t>
-            </w:r>
-            <w:proofErr w:type="spellEnd"/>
-            <w:r>
-              <w:rPr>
-                <w:color w:val="1E293B"/>
-              </w:rPr>
-              <w:t xml:space="preserve"> </w:t>
-            </w:r>
-            <w:proofErr w:type="spellStart"/>
-            <w:r>
-              <w:rPr>
-                <w:color w:val="1E293B"/>
-              </w:rPr>
               <w:t>Makhluk</w:t>
             </w:r>
             <w:proofErr w:type="spellEnd"/>
@@ -4650,7 +4362,7 @@
         </w:tc>
         <w:tc>
           <w:tcPr>
-            <w:tcW w:w="4219" w:type="dxa"/>
+            <w:tcW w:w="5079" w:type="dxa"/>
             <w:tcBorders>
               <w:top w:val="single" w:sz="4" w:space="0" w:color="BBBBBB"/>
               <w:left w:val="single" w:sz="4" w:space="0" w:color="BBBBBB"/>
@@ -7499,7 +7211,7 @@
       <w:rPr>
         <w:b/>
         <w:bCs/>
-        <w:color w:val="1E3A5F"/>
+        <w:color w:val="1E3A8A"/>
         <w:sz w:val="24"/>
         <w:szCs w:val="24"/>
       </w:rPr>
@@ -7509,7 +7221,7 @@
       <w:rPr>
         <w:b/>
         <w:bCs/>
-        <w:color w:val="1E3A5F"/>
+        <w:color w:val="1E3A8A"/>
         <w:sz w:val="24"/>
         <w:szCs w:val="24"/>
       </w:rPr>
@@ -7579,7 +7291,7 @@
             </w:rPr>
             <w:drawing>
               <wp:inline distT="0" distB="0" distL="0" distR="0" wp14:anchorId="04DEF079" wp14:editId="77BC09DA">
-                <wp:extent cx="1512789" cy="297180"/>
+                <wp:extent cx="1714500" cy="304800"/>
                 <wp:effectExtent l="0" t="0" r="0" b="7620"/>
                 <wp:docPr id="870639523" name="Picture 1"/>
                 <wp:cNvGraphicFramePr>

--- a/apps/web/public/template_soal_pengetahuan.docx
+++ b/apps/web/public/template_soal_pengetahuan.docx
@@ -5077,7 +5077,7 @@
                 <w:bCs/>
                 <w:color w:val="FFFFFF"/>
               </w:rPr>
-              <w:t>Kode</w:t>
+              <w:t>Nomor Soal</w:t>
             </w:r>
           </w:p>
         </w:tc>
@@ -5597,7 +5597,7 @@
               <w:jc w:val="center"/>
             </w:pPr>
             <w:r>
-              <w:t>4</w:t>
+              <w:t>6</w:t>
             </w:r>
           </w:p>
         </w:tc>
@@ -5739,7 +5739,7 @@
               <w:jc w:val="center"/>
             </w:pPr>
             <w:r>
-              <w:t>5</w:t>
+              <w:t>8</w:t>
             </w:r>
           </w:p>
         </w:tc>
@@ -5893,1284 +5893,6 @@
         </w:tc>
       </w:tr>
     </w:tbl>
-    <w:p>
-      <w:pPr>
-        <w:spacing w:before="320" w:after="100"/>
-      </w:pPr>
-      <w:r>
-        <w:rPr>
-          <w:b/>
-          <w:bCs/>
-          <w:color w:val="059669"/>
-          <w:sz w:val="24"/>
-          <w:szCs w:val="24"/>
-        </w:rPr>
-        <w:t>PANDUAN KUNCI JAWABAN</w:t>
-      </w:r>
-    </w:p>
-    <w:p>
-      <w:pPr>
-        <w:spacing w:before="40" w:after="40"/>
-      </w:pPr>
-      <w:r>
-        <w:rPr>
-          <w:rFonts w:ascii="Courier New" w:eastAsia="Courier New" w:hAnsi="Courier New" w:cs="Courier New"/>
-          <w:color w:val="1E293B"/>
-          <w:sz w:val="17"/>
-          <w:szCs w:val="17"/>
-        </w:rPr>
-        <w:t xml:space="preserve">PG      </w:t>
-      </w:r>
-      <w:proofErr w:type="gramStart"/>
-      <w:r>
-        <w:rPr>
-          <w:rFonts w:ascii="Courier New" w:eastAsia="Courier New" w:hAnsi="Courier New" w:cs="Courier New"/>
-          <w:color w:val="1E293B"/>
-          <w:sz w:val="17"/>
-          <w:szCs w:val="17"/>
-        </w:rPr>
-        <w:t xml:space="preserve">  :</w:t>
-      </w:r>
-      <w:proofErr w:type="gramEnd"/>
-      <w:r>
-        <w:rPr>
-          <w:rFonts w:ascii="Courier New" w:eastAsia="Courier New" w:hAnsi="Courier New" w:cs="Courier New"/>
-          <w:color w:val="1E293B"/>
-          <w:sz w:val="17"/>
-          <w:szCs w:val="17"/>
-        </w:rPr>
-        <w:t xml:space="preserve"> </w:t>
-      </w:r>
-      <w:proofErr w:type="spellStart"/>
-      <w:r>
-        <w:rPr>
-          <w:rFonts w:ascii="Courier New" w:eastAsia="Courier New" w:hAnsi="Courier New" w:cs="Courier New"/>
-          <w:color w:val="1E293B"/>
-          <w:sz w:val="17"/>
-          <w:szCs w:val="17"/>
-        </w:rPr>
-        <w:t>Huruf</w:t>
-      </w:r>
-      <w:proofErr w:type="spellEnd"/>
-      <w:r>
-        <w:rPr>
-          <w:rFonts w:ascii="Courier New" w:eastAsia="Courier New" w:hAnsi="Courier New" w:cs="Courier New"/>
-          <w:color w:val="1E293B"/>
-          <w:sz w:val="17"/>
-          <w:szCs w:val="17"/>
-        </w:rPr>
-        <w:t xml:space="preserve"> </w:t>
-      </w:r>
-      <w:proofErr w:type="spellStart"/>
-      <w:r>
-        <w:rPr>
-          <w:rFonts w:ascii="Courier New" w:eastAsia="Courier New" w:hAnsi="Courier New" w:cs="Courier New"/>
-          <w:color w:val="1E293B"/>
-          <w:sz w:val="17"/>
-          <w:szCs w:val="17"/>
-        </w:rPr>
-        <w:t>opsi</w:t>
-      </w:r>
-      <w:proofErr w:type="spellEnd"/>
-      <w:r>
-        <w:rPr>
-          <w:rFonts w:ascii="Courier New" w:eastAsia="Courier New" w:hAnsi="Courier New" w:cs="Courier New"/>
-          <w:color w:val="1E293B"/>
-          <w:sz w:val="17"/>
-          <w:szCs w:val="17"/>
-        </w:rPr>
-        <w:t xml:space="preserve"> yang </w:t>
-      </w:r>
-      <w:proofErr w:type="spellStart"/>
-      <w:r>
-        <w:rPr>
-          <w:rFonts w:ascii="Courier New" w:eastAsia="Courier New" w:hAnsi="Courier New" w:cs="Courier New"/>
-          <w:color w:val="1E293B"/>
-          <w:sz w:val="17"/>
-          <w:szCs w:val="17"/>
-        </w:rPr>
-        <w:t>benar</w:t>
-      </w:r>
-      <w:proofErr w:type="spellEnd"/>
-      <w:r>
-        <w:rPr>
-          <w:rFonts w:ascii="Courier New" w:eastAsia="Courier New" w:hAnsi="Courier New" w:cs="Courier New"/>
-          <w:color w:val="1E293B"/>
-          <w:sz w:val="17"/>
-          <w:szCs w:val="17"/>
-        </w:rPr>
-        <w:t xml:space="preserve">, </w:t>
-      </w:r>
-      <w:proofErr w:type="spellStart"/>
-      <w:r>
-        <w:rPr>
-          <w:rFonts w:ascii="Courier New" w:eastAsia="Courier New" w:hAnsi="Courier New" w:cs="Courier New"/>
-          <w:color w:val="1E293B"/>
-          <w:sz w:val="17"/>
-          <w:szCs w:val="17"/>
-        </w:rPr>
-        <w:t>misal</w:t>
-      </w:r>
-      <w:proofErr w:type="spellEnd"/>
-      <w:r>
-        <w:rPr>
-          <w:rFonts w:ascii="Courier New" w:eastAsia="Courier New" w:hAnsi="Courier New" w:cs="Courier New"/>
-          <w:color w:val="1E293B"/>
-          <w:sz w:val="17"/>
-          <w:szCs w:val="17"/>
-        </w:rPr>
-        <w:t>: A</w:t>
-      </w:r>
-    </w:p>
-    <w:p>
-      <w:pPr>
-        <w:spacing w:before="40" w:after="40"/>
-      </w:pPr>
-      <w:r>
-        <w:rPr>
-          <w:rFonts w:ascii="Courier New" w:eastAsia="Courier New" w:hAnsi="Courier New" w:cs="Courier New"/>
-          <w:color w:val="1E293B"/>
-          <w:sz w:val="17"/>
-          <w:szCs w:val="17"/>
-        </w:rPr>
-        <w:t xml:space="preserve">PGK     </w:t>
-      </w:r>
-      <w:proofErr w:type="gramStart"/>
-      <w:r>
-        <w:rPr>
-          <w:rFonts w:ascii="Courier New" w:eastAsia="Courier New" w:hAnsi="Courier New" w:cs="Courier New"/>
-          <w:color w:val="1E293B"/>
-          <w:sz w:val="17"/>
-          <w:szCs w:val="17"/>
-        </w:rPr>
-        <w:t xml:space="preserve">  :</w:t>
-      </w:r>
-      <w:proofErr w:type="gramEnd"/>
-      <w:r>
-        <w:rPr>
-          <w:rFonts w:ascii="Courier New" w:eastAsia="Courier New" w:hAnsi="Courier New" w:cs="Courier New"/>
-          <w:color w:val="1E293B"/>
-          <w:sz w:val="17"/>
-          <w:szCs w:val="17"/>
-        </w:rPr>
-        <w:t xml:space="preserve"> </w:t>
-      </w:r>
-      <w:proofErr w:type="spellStart"/>
-      <w:r>
-        <w:rPr>
-          <w:rFonts w:ascii="Courier New" w:eastAsia="Courier New" w:hAnsi="Courier New" w:cs="Courier New"/>
-          <w:color w:val="1E293B"/>
-          <w:sz w:val="17"/>
-          <w:szCs w:val="17"/>
-        </w:rPr>
-        <w:t>Huruf</w:t>
-      </w:r>
-      <w:proofErr w:type="spellEnd"/>
-      <w:r>
-        <w:rPr>
-          <w:rFonts w:ascii="Courier New" w:eastAsia="Courier New" w:hAnsi="Courier New" w:cs="Courier New"/>
-          <w:color w:val="1E293B"/>
-          <w:sz w:val="17"/>
-          <w:szCs w:val="17"/>
-        </w:rPr>
-        <w:t xml:space="preserve"> </w:t>
-      </w:r>
-      <w:proofErr w:type="spellStart"/>
-      <w:r>
-        <w:rPr>
-          <w:rFonts w:ascii="Courier New" w:eastAsia="Courier New" w:hAnsi="Courier New" w:cs="Courier New"/>
-          <w:color w:val="1E293B"/>
-          <w:sz w:val="17"/>
-          <w:szCs w:val="17"/>
-        </w:rPr>
-        <w:t>dipisah</w:t>
-      </w:r>
-      <w:proofErr w:type="spellEnd"/>
-      <w:r>
-        <w:rPr>
-          <w:rFonts w:ascii="Courier New" w:eastAsia="Courier New" w:hAnsi="Courier New" w:cs="Courier New"/>
-          <w:color w:val="1E293B"/>
-          <w:sz w:val="17"/>
-          <w:szCs w:val="17"/>
-        </w:rPr>
-        <w:t xml:space="preserve"> </w:t>
-      </w:r>
-      <w:proofErr w:type="spellStart"/>
-      <w:r>
-        <w:rPr>
-          <w:rFonts w:ascii="Courier New" w:eastAsia="Courier New" w:hAnsi="Courier New" w:cs="Courier New"/>
-          <w:color w:val="1E293B"/>
-          <w:sz w:val="17"/>
-          <w:szCs w:val="17"/>
-        </w:rPr>
-        <w:t>koma</w:t>
-      </w:r>
-      <w:proofErr w:type="spellEnd"/>
-      <w:r>
-        <w:rPr>
-          <w:rFonts w:ascii="Courier New" w:eastAsia="Courier New" w:hAnsi="Courier New" w:cs="Courier New"/>
-          <w:color w:val="1E293B"/>
-          <w:sz w:val="17"/>
-          <w:szCs w:val="17"/>
-        </w:rPr>
-        <w:t xml:space="preserve">, </w:t>
-      </w:r>
-      <w:proofErr w:type="spellStart"/>
-      <w:r>
-        <w:rPr>
-          <w:rFonts w:ascii="Courier New" w:eastAsia="Courier New" w:hAnsi="Courier New" w:cs="Courier New"/>
-          <w:color w:val="1E293B"/>
-          <w:sz w:val="17"/>
-          <w:szCs w:val="17"/>
-        </w:rPr>
-        <w:t>misal</w:t>
-      </w:r>
-      <w:proofErr w:type="spellEnd"/>
-      <w:r>
-        <w:rPr>
-          <w:rFonts w:ascii="Courier New" w:eastAsia="Courier New" w:hAnsi="Courier New" w:cs="Courier New"/>
-          <w:color w:val="1E293B"/>
-          <w:sz w:val="17"/>
-          <w:szCs w:val="17"/>
-        </w:rPr>
-        <w:t xml:space="preserve">: </w:t>
-      </w:r>
-      <w:proofErr w:type="gramStart"/>
-      <w:r>
-        <w:rPr>
-          <w:rFonts w:ascii="Courier New" w:eastAsia="Courier New" w:hAnsi="Courier New" w:cs="Courier New"/>
-          <w:color w:val="1E293B"/>
-          <w:sz w:val="17"/>
-          <w:szCs w:val="17"/>
-        </w:rPr>
-        <w:t>A,C</w:t>
-      </w:r>
-      <w:proofErr w:type="gramEnd"/>
-    </w:p>
-    <w:p>
-      <w:pPr>
-        <w:spacing w:before="40" w:after="40"/>
-      </w:pPr>
-      <w:r>
-        <w:rPr>
-          <w:rFonts w:ascii="Courier New" w:eastAsia="Courier New" w:hAnsi="Courier New" w:cs="Courier New"/>
-          <w:color w:val="1E293B"/>
-          <w:sz w:val="17"/>
-          <w:szCs w:val="17"/>
-        </w:rPr>
-        <w:t xml:space="preserve">BS      </w:t>
-      </w:r>
-      <w:proofErr w:type="gramStart"/>
-      <w:r>
-        <w:rPr>
-          <w:rFonts w:ascii="Courier New" w:eastAsia="Courier New" w:hAnsi="Courier New" w:cs="Courier New"/>
-          <w:color w:val="1E293B"/>
-          <w:sz w:val="17"/>
-          <w:szCs w:val="17"/>
-        </w:rPr>
-        <w:t xml:space="preserve">  :</w:t>
-      </w:r>
-      <w:proofErr w:type="gramEnd"/>
-      <w:r>
-        <w:rPr>
-          <w:rFonts w:ascii="Courier New" w:eastAsia="Courier New" w:hAnsi="Courier New" w:cs="Courier New"/>
-          <w:color w:val="1E293B"/>
-          <w:sz w:val="17"/>
-          <w:szCs w:val="17"/>
-        </w:rPr>
-        <w:t xml:space="preserve"> B </w:t>
-      </w:r>
-      <w:proofErr w:type="spellStart"/>
-      <w:r>
-        <w:rPr>
-          <w:rFonts w:ascii="Courier New" w:eastAsia="Courier New" w:hAnsi="Courier New" w:cs="Courier New"/>
-          <w:color w:val="1E293B"/>
-          <w:sz w:val="17"/>
-          <w:szCs w:val="17"/>
-        </w:rPr>
-        <w:t>atau</w:t>
-      </w:r>
-      <w:proofErr w:type="spellEnd"/>
-      <w:r>
-        <w:rPr>
-          <w:rFonts w:ascii="Courier New" w:eastAsia="Courier New" w:hAnsi="Courier New" w:cs="Courier New"/>
-          <w:color w:val="1E293B"/>
-          <w:sz w:val="17"/>
-          <w:szCs w:val="17"/>
-        </w:rPr>
-        <w:t xml:space="preserve"> S </w:t>
-      </w:r>
-      <w:proofErr w:type="spellStart"/>
-      <w:r>
-        <w:rPr>
-          <w:rFonts w:ascii="Courier New" w:eastAsia="Courier New" w:hAnsi="Courier New" w:cs="Courier New"/>
-          <w:color w:val="1E293B"/>
-          <w:sz w:val="17"/>
-          <w:szCs w:val="17"/>
-        </w:rPr>
-        <w:t>untuk</w:t>
-      </w:r>
-      <w:proofErr w:type="spellEnd"/>
-      <w:r>
-        <w:rPr>
-          <w:rFonts w:ascii="Courier New" w:eastAsia="Courier New" w:hAnsi="Courier New" w:cs="Courier New"/>
-          <w:color w:val="1E293B"/>
-          <w:sz w:val="17"/>
-          <w:szCs w:val="17"/>
-        </w:rPr>
-        <w:t xml:space="preserve"> </w:t>
-      </w:r>
-      <w:proofErr w:type="spellStart"/>
-      <w:r>
-        <w:rPr>
-          <w:rFonts w:ascii="Courier New" w:eastAsia="Courier New" w:hAnsi="Courier New" w:cs="Courier New"/>
-          <w:color w:val="1E293B"/>
-          <w:sz w:val="17"/>
-          <w:szCs w:val="17"/>
-        </w:rPr>
-        <w:t>setiap</w:t>
-      </w:r>
-      <w:proofErr w:type="spellEnd"/>
-      <w:r>
-        <w:rPr>
-          <w:rFonts w:ascii="Courier New" w:eastAsia="Courier New" w:hAnsi="Courier New" w:cs="Courier New"/>
-          <w:color w:val="1E293B"/>
-          <w:sz w:val="17"/>
-          <w:szCs w:val="17"/>
-        </w:rPr>
-        <w:t xml:space="preserve"> </w:t>
-      </w:r>
-      <w:proofErr w:type="spellStart"/>
-      <w:r>
-        <w:rPr>
-          <w:rFonts w:ascii="Courier New" w:eastAsia="Courier New" w:hAnsi="Courier New" w:cs="Courier New"/>
-          <w:color w:val="1E293B"/>
-          <w:sz w:val="17"/>
-          <w:szCs w:val="17"/>
-        </w:rPr>
-        <w:t>pernyataan</w:t>
-      </w:r>
-      <w:proofErr w:type="spellEnd"/>
-      <w:r>
-        <w:rPr>
-          <w:rFonts w:ascii="Courier New" w:eastAsia="Courier New" w:hAnsi="Courier New" w:cs="Courier New"/>
-          <w:color w:val="1E293B"/>
-          <w:sz w:val="17"/>
-          <w:szCs w:val="17"/>
-        </w:rPr>
-        <w:t xml:space="preserve"> di </w:t>
-      </w:r>
-      <w:proofErr w:type="spellStart"/>
-      <w:r>
-        <w:rPr>
-          <w:rFonts w:ascii="Courier New" w:eastAsia="Courier New" w:hAnsi="Courier New" w:cs="Courier New"/>
-          <w:color w:val="1E293B"/>
-          <w:sz w:val="17"/>
-          <w:szCs w:val="17"/>
-        </w:rPr>
-        <w:t>kolom</w:t>
-      </w:r>
-      <w:proofErr w:type="spellEnd"/>
-      <w:r>
-        <w:rPr>
-          <w:rFonts w:ascii="Courier New" w:eastAsia="Courier New" w:hAnsi="Courier New" w:cs="Courier New"/>
-          <w:color w:val="1E293B"/>
-          <w:sz w:val="17"/>
-          <w:szCs w:val="17"/>
-        </w:rPr>
-        <w:t xml:space="preserve"> </w:t>
-      </w:r>
-      <w:proofErr w:type="spellStart"/>
-      <w:r>
-        <w:rPr>
-          <w:rFonts w:ascii="Courier New" w:eastAsia="Courier New" w:hAnsi="Courier New" w:cs="Courier New"/>
-          <w:color w:val="1E293B"/>
-          <w:sz w:val="17"/>
-          <w:szCs w:val="17"/>
-        </w:rPr>
-        <w:t>Kunci</w:t>
-      </w:r>
-      <w:proofErr w:type="spellEnd"/>
-      <w:r>
-        <w:rPr>
-          <w:rFonts w:ascii="Courier New" w:eastAsia="Courier New" w:hAnsi="Courier New" w:cs="Courier New"/>
-          <w:color w:val="1E293B"/>
-          <w:sz w:val="17"/>
-          <w:szCs w:val="17"/>
-        </w:rPr>
-        <w:t xml:space="preserve"> sub-baris (P1, P2, </w:t>
-      </w:r>
-      <w:proofErr w:type="spellStart"/>
-      <w:r>
-        <w:rPr>
-          <w:rFonts w:ascii="Courier New" w:eastAsia="Courier New" w:hAnsi="Courier New" w:cs="Courier New"/>
-          <w:color w:val="1E293B"/>
-          <w:sz w:val="17"/>
-          <w:szCs w:val="17"/>
-        </w:rPr>
-        <w:t>dst</w:t>
-      </w:r>
-      <w:proofErr w:type="spellEnd"/>
-      <w:r>
-        <w:rPr>
-          <w:rFonts w:ascii="Courier New" w:eastAsia="Courier New" w:hAnsi="Courier New" w:cs="Courier New"/>
-          <w:color w:val="1E293B"/>
-          <w:sz w:val="17"/>
-          <w:szCs w:val="17"/>
-        </w:rPr>
-        <w:t>)</w:t>
-      </w:r>
-    </w:p>
-    <w:p>
-      <w:pPr>
-        <w:spacing w:before="40" w:after="40"/>
-      </w:pPr>
-      <w:r>
-        <w:rPr>
-          <w:rFonts w:ascii="Courier New" w:eastAsia="Courier New" w:hAnsi="Courier New" w:cs="Courier New"/>
-          <w:color w:val="1E293B"/>
-          <w:sz w:val="17"/>
-          <w:szCs w:val="17"/>
-        </w:rPr>
-        <w:t xml:space="preserve">MJ      </w:t>
-      </w:r>
-      <w:proofErr w:type="gramStart"/>
-      <w:r>
-        <w:rPr>
-          <w:rFonts w:ascii="Courier New" w:eastAsia="Courier New" w:hAnsi="Courier New" w:cs="Courier New"/>
-          <w:color w:val="1E293B"/>
-          <w:sz w:val="17"/>
-          <w:szCs w:val="17"/>
-        </w:rPr>
-        <w:t xml:space="preserve">  :</w:t>
-      </w:r>
-      <w:proofErr w:type="gramEnd"/>
-      <w:r>
-        <w:rPr>
-          <w:rFonts w:ascii="Courier New" w:eastAsia="Courier New" w:hAnsi="Courier New" w:cs="Courier New"/>
-          <w:color w:val="1E293B"/>
-          <w:sz w:val="17"/>
-          <w:szCs w:val="17"/>
-        </w:rPr>
-        <w:t xml:space="preserve"> Teks </w:t>
-      </w:r>
-      <w:proofErr w:type="spellStart"/>
-      <w:r>
-        <w:rPr>
-          <w:rFonts w:ascii="Courier New" w:eastAsia="Courier New" w:hAnsi="Courier New" w:cs="Courier New"/>
-          <w:color w:val="1E293B"/>
-          <w:sz w:val="17"/>
-          <w:szCs w:val="17"/>
-        </w:rPr>
-        <w:t>kolom</w:t>
-      </w:r>
-      <w:proofErr w:type="spellEnd"/>
-      <w:r>
-        <w:rPr>
-          <w:rFonts w:ascii="Courier New" w:eastAsia="Courier New" w:hAnsi="Courier New" w:cs="Courier New"/>
-          <w:color w:val="1E293B"/>
-          <w:sz w:val="17"/>
-          <w:szCs w:val="17"/>
-        </w:rPr>
-        <w:t xml:space="preserve"> </w:t>
-      </w:r>
-      <w:proofErr w:type="spellStart"/>
-      <w:r>
-        <w:rPr>
-          <w:rFonts w:ascii="Courier New" w:eastAsia="Courier New" w:hAnsi="Courier New" w:cs="Courier New"/>
-          <w:color w:val="1E293B"/>
-          <w:sz w:val="17"/>
-          <w:szCs w:val="17"/>
-        </w:rPr>
-        <w:t>kanan</w:t>
-      </w:r>
-      <w:proofErr w:type="spellEnd"/>
-      <w:r>
-        <w:rPr>
-          <w:rFonts w:ascii="Courier New" w:eastAsia="Courier New" w:hAnsi="Courier New" w:cs="Courier New"/>
-          <w:color w:val="1E293B"/>
-          <w:sz w:val="17"/>
-          <w:szCs w:val="17"/>
-        </w:rPr>
-        <w:t xml:space="preserve"> (</w:t>
-      </w:r>
-      <w:proofErr w:type="spellStart"/>
-      <w:r>
-        <w:rPr>
-          <w:rFonts w:ascii="Courier New" w:eastAsia="Courier New" w:hAnsi="Courier New" w:cs="Courier New"/>
-          <w:color w:val="1E293B"/>
-          <w:sz w:val="17"/>
-          <w:szCs w:val="17"/>
-        </w:rPr>
-        <w:t>jawaban</w:t>
-      </w:r>
-      <w:proofErr w:type="spellEnd"/>
-      <w:r>
-        <w:rPr>
-          <w:rFonts w:ascii="Courier New" w:eastAsia="Courier New" w:hAnsi="Courier New" w:cs="Courier New"/>
-          <w:color w:val="1E293B"/>
-          <w:sz w:val="17"/>
-          <w:szCs w:val="17"/>
-        </w:rPr>
-        <w:t xml:space="preserve"> </w:t>
-      </w:r>
-      <w:proofErr w:type="spellStart"/>
-      <w:r>
-        <w:rPr>
-          <w:rFonts w:ascii="Courier New" w:eastAsia="Courier New" w:hAnsi="Courier New" w:cs="Courier New"/>
-          <w:color w:val="1E293B"/>
-          <w:sz w:val="17"/>
-          <w:szCs w:val="17"/>
-        </w:rPr>
-        <w:t>pasangan</w:t>
-      </w:r>
-      <w:proofErr w:type="spellEnd"/>
-      <w:r>
-        <w:rPr>
-          <w:rFonts w:ascii="Courier New" w:eastAsia="Courier New" w:hAnsi="Courier New" w:cs="Courier New"/>
-          <w:color w:val="1E293B"/>
-          <w:sz w:val="17"/>
-          <w:szCs w:val="17"/>
-        </w:rPr>
-        <w:t xml:space="preserve">) di </w:t>
-      </w:r>
-      <w:proofErr w:type="spellStart"/>
-      <w:r>
-        <w:rPr>
-          <w:rFonts w:ascii="Courier New" w:eastAsia="Courier New" w:hAnsi="Courier New" w:cs="Courier New"/>
-          <w:color w:val="1E293B"/>
-          <w:sz w:val="17"/>
-          <w:szCs w:val="17"/>
-        </w:rPr>
-        <w:t>kolom</w:t>
-      </w:r>
-      <w:proofErr w:type="spellEnd"/>
-      <w:r>
-        <w:rPr>
-          <w:rFonts w:ascii="Courier New" w:eastAsia="Courier New" w:hAnsi="Courier New" w:cs="Courier New"/>
-          <w:color w:val="1E293B"/>
-          <w:sz w:val="17"/>
-          <w:szCs w:val="17"/>
-        </w:rPr>
-        <w:t xml:space="preserve"> </w:t>
-      </w:r>
-      <w:proofErr w:type="spellStart"/>
-      <w:r>
-        <w:rPr>
-          <w:rFonts w:ascii="Courier New" w:eastAsia="Courier New" w:hAnsi="Courier New" w:cs="Courier New"/>
-          <w:color w:val="1E293B"/>
-          <w:sz w:val="17"/>
-          <w:szCs w:val="17"/>
-        </w:rPr>
-        <w:t>Kunci</w:t>
-      </w:r>
-      <w:proofErr w:type="spellEnd"/>
-      <w:r>
-        <w:rPr>
-          <w:rFonts w:ascii="Courier New" w:eastAsia="Courier New" w:hAnsi="Courier New" w:cs="Courier New"/>
-          <w:color w:val="1E293B"/>
-          <w:sz w:val="17"/>
-          <w:szCs w:val="17"/>
-        </w:rPr>
-        <w:t xml:space="preserve"> sub-baris</w:t>
-      </w:r>
-    </w:p>
-    <w:p>
-      <w:pPr>
-        <w:spacing w:before="40" w:after="40"/>
-      </w:pPr>
-      <w:r>
-        <w:rPr>
-          <w:rFonts w:ascii="Courier New" w:eastAsia="Courier New" w:hAnsi="Courier New" w:cs="Courier New"/>
-          <w:color w:val="1E293B"/>
-          <w:sz w:val="17"/>
-          <w:szCs w:val="17"/>
-        </w:rPr>
-        <w:t xml:space="preserve">CAT     </w:t>
-      </w:r>
-      <w:proofErr w:type="gramStart"/>
-      <w:r>
-        <w:rPr>
-          <w:rFonts w:ascii="Courier New" w:eastAsia="Courier New" w:hAnsi="Courier New" w:cs="Courier New"/>
-          <w:color w:val="1E293B"/>
-          <w:sz w:val="17"/>
-          <w:szCs w:val="17"/>
-        </w:rPr>
-        <w:t xml:space="preserve">  :</w:t>
-      </w:r>
-      <w:proofErr w:type="gramEnd"/>
-      <w:r>
-        <w:rPr>
-          <w:rFonts w:ascii="Courier New" w:eastAsia="Courier New" w:hAnsi="Courier New" w:cs="Courier New"/>
-          <w:color w:val="1E293B"/>
-          <w:sz w:val="17"/>
-          <w:szCs w:val="17"/>
-        </w:rPr>
-        <w:t xml:space="preserve"> Nama </w:t>
-      </w:r>
-      <w:proofErr w:type="spellStart"/>
-      <w:r>
-        <w:rPr>
-          <w:rFonts w:ascii="Courier New" w:eastAsia="Courier New" w:hAnsi="Courier New" w:cs="Courier New"/>
-          <w:color w:val="1E293B"/>
-          <w:sz w:val="17"/>
-          <w:szCs w:val="17"/>
-        </w:rPr>
-        <w:t>kategori</w:t>
-      </w:r>
-      <w:proofErr w:type="spellEnd"/>
-      <w:r>
-        <w:rPr>
-          <w:rFonts w:ascii="Courier New" w:eastAsia="Courier New" w:hAnsi="Courier New" w:cs="Courier New"/>
-          <w:color w:val="1E293B"/>
-          <w:sz w:val="17"/>
-          <w:szCs w:val="17"/>
-        </w:rPr>
-        <w:t xml:space="preserve"> di </w:t>
-      </w:r>
-      <w:proofErr w:type="spellStart"/>
-      <w:r>
-        <w:rPr>
-          <w:rFonts w:ascii="Courier New" w:eastAsia="Courier New" w:hAnsi="Courier New" w:cs="Courier New"/>
-          <w:color w:val="1E293B"/>
-          <w:sz w:val="17"/>
-          <w:szCs w:val="17"/>
-        </w:rPr>
-        <w:t>kolom</w:t>
-      </w:r>
-      <w:proofErr w:type="spellEnd"/>
-      <w:r>
-        <w:rPr>
-          <w:rFonts w:ascii="Courier New" w:eastAsia="Courier New" w:hAnsi="Courier New" w:cs="Courier New"/>
-          <w:color w:val="1E293B"/>
-          <w:sz w:val="17"/>
-          <w:szCs w:val="17"/>
-        </w:rPr>
-        <w:t xml:space="preserve"> </w:t>
-      </w:r>
-      <w:proofErr w:type="spellStart"/>
-      <w:r>
-        <w:rPr>
-          <w:rFonts w:ascii="Courier New" w:eastAsia="Courier New" w:hAnsi="Courier New" w:cs="Courier New"/>
-          <w:color w:val="1E293B"/>
-          <w:sz w:val="17"/>
-          <w:szCs w:val="17"/>
-        </w:rPr>
-        <w:t>Kunci</w:t>
-      </w:r>
-      <w:proofErr w:type="spellEnd"/>
-      <w:r>
-        <w:rPr>
-          <w:rFonts w:ascii="Courier New" w:eastAsia="Courier New" w:hAnsi="Courier New" w:cs="Courier New"/>
-          <w:color w:val="1E293B"/>
-          <w:sz w:val="17"/>
-          <w:szCs w:val="17"/>
-        </w:rPr>
-        <w:t xml:space="preserve"> sub-baris (</w:t>
-      </w:r>
-      <w:proofErr w:type="spellStart"/>
-      <w:r>
-        <w:rPr>
-          <w:rFonts w:ascii="Courier New" w:eastAsia="Courier New" w:hAnsi="Courier New" w:cs="Courier New"/>
-          <w:color w:val="1E293B"/>
-          <w:sz w:val="17"/>
-          <w:szCs w:val="17"/>
-        </w:rPr>
-        <w:t>bisa</w:t>
-      </w:r>
-      <w:proofErr w:type="spellEnd"/>
-      <w:r>
-        <w:rPr>
-          <w:rFonts w:ascii="Courier New" w:eastAsia="Courier New" w:hAnsi="Courier New" w:cs="Courier New"/>
-          <w:color w:val="1E293B"/>
-          <w:sz w:val="17"/>
-          <w:szCs w:val="17"/>
-        </w:rPr>
-        <w:t xml:space="preserve"> </w:t>
-      </w:r>
-      <w:proofErr w:type="spellStart"/>
-      <w:r>
-        <w:rPr>
-          <w:rFonts w:ascii="Courier New" w:eastAsia="Courier New" w:hAnsi="Courier New" w:cs="Courier New"/>
-          <w:color w:val="1E293B"/>
-          <w:sz w:val="17"/>
-          <w:szCs w:val="17"/>
-        </w:rPr>
-        <w:t>lebih</w:t>
-      </w:r>
-      <w:proofErr w:type="spellEnd"/>
-      <w:r>
-        <w:rPr>
-          <w:rFonts w:ascii="Courier New" w:eastAsia="Courier New" w:hAnsi="Courier New" w:cs="Courier New"/>
-          <w:color w:val="1E293B"/>
-          <w:sz w:val="17"/>
-          <w:szCs w:val="17"/>
-        </w:rPr>
-        <w:t xml:space="preserve"> </w:t>
-      </w:r>
-      <w:proofErr w:type="spellStart"/>
-      <w:r>
-        <w:rPr>
-          <w:rFonts w:ascii="Courier New" w:eastAsia="Courier New" w:hAnsi="Courier New" w:cs="Courier New"/>
-          <w:color w:val="1E293B"/>
-          <w:sz w:val="17"/>
-          <w:szCs w:val="17"/>
-        </w:rPr>
-        <w:t>dari</w:t>
-      </w:r>
-      <w:proofErr w:type="spellEnd"/>
-      <w:r>
-        <w:rPr>
-          <w:rFonts w:ascii="Courier New" w:eastAsia="Courier New" w:hAnsi="Courier New" w:cs="Courier New"/>
-          <w:color w:val="1E293B"/>
-          <w:sz w:val="17"/>
-          <w:szCs w:val="17"/>
-        </w:rPr>
-        <w:t xml:space="preserve"> </w:t>
-      </w:r>
-      <w:proofErr w:type="spellStart"/>
-      <w:r>
-        <w:rPr>
-          <w:rFonts w:ascii="Courier New" w:eastAsia="Courier New" w:hAnsi="Courier New" w:cs="Courier New"/>
-          <w:color w:val="1E293B"/>
-          <w:sz w:val="17"/>
-          <w:szCs w:val="17"/>
-        </w:rPr>
-        <w:t>satu</w:t>
-      </w:r>
-      <w:proofErr w:type="spellEnd"/>
-      <w:r>
-        <w:rPr>
-          <w:rFonts w:ascii="Courier New" w:eastAsia="Courier New" w:hAnsi="Courier New" w:cs="Courier New"/>
-          <w:color w:val="1E293B"/>
-          <w:sz w:val="17"/>
-          <w:szCs w:val="17"/>
-        </w:rPr>
-        <w:t xml:space="preserve">, </w:t>
-      </w:r>
-      <w:proofErr w:type="spellStart"/>
-      <w:r>
-        <w:rPr>
-          <w:rFonts w:ascii="Courier New" w:eastAsia="Courier New" w:hAnsi="Courier New" w:cs="Courier New"/>
-          <w:color w:val="1E293B"/>
-          <w:sz w:val="17"/>
-          <w:szCs w:val="17"/>
-        </w:rPr>
-        <w:t>pisah</w:t>
-      </w:r>
-      <w:proofErr w:type="spellEnd"/>
-      <w:r>
-        <w:rPr>
-          <w:rFonts w:ascii="Courier New" w:eastAsia="Courier New" w:hAnsi="Courier New" w:cs="Courier New"/>
-          <w:color w:val="1E293B"/>
-          <w:sz w:val="17"/>
-          <w:szCs w:val="17"/>
-        </w:rPr>
-        <w:t xml:space="preserve"> </w:t>
-      </w:r>
-      <w:proofErr w:type="spellStart"/>
-      <w:r>
-        <w:rPr>
-          <w:rFonts w:ascii="Courier New" w:eastAsia="Courier New" w:hAnsi="Courier New" w:cs="Courier New"/>
-          <w:color w:val="1E293B"/>
-          <w:sz w:val="17"/>
-          <w:szCs w:val="17"/>
-        </w:rPr>
-        <w:t>koma</w:t>
-      </w:r>
-      <w:proofErr w:type="spellEnd"/>
-      <w:r>
-        <w:rPr>
-          <w:rFonts w:ascii="Courier New" w:eastAsia="Courier New" w:hAnsi="Courier New" w:cs="Courier New"/>
-          <w:color w:val="1E293B"/>
-          <w:sz w:val="17"/>
-          <w:szCs w:val="17"/>
-        </w:rPr>
-        <w:t>)</w:t>
-      </w:r>
-    </w:p>
-    <w:p>
-      <w:pPr>
-        <w:spacing w:before="40" w:after="40"/>
-      </w:pPr>
-      <w:r>
-        <w:rPr>
-          <w:rFonts w:ascii="Courier New" w:eastAsia="Courier New" w:hAnsi="Courier New" w:cs="Courier New"/>
-          <w:color w:val="1E293B"/>
-          <w:sz w:val="17"/>
-          <w:szCs w:val="17"/>
-        </w:rPr>
-        <w:t xml:space="preserve">ISIAN   </w:t>
-      </w:r>
-      <w:proofErr w:type="gramStart"/>
-      <w:r>
-        <w:rPr>
-          <w:rFonts w:ascii="Courier New" w:eastAsia="Courier New" w:hAnsi="Courier New" w:cs="Courier New"/>
-          <w:color w:val="1E293B"/>
-          <w:sz w:val="17"/>
-          <w:szCs w:val="17"/>
-        </w:rPr>
-        <w:t xml:space="preserve">  :</w:t>
-      </w:r>
-      <w:proofErr w:type="gramEnd"/>
-      <w:r>
-        <w:rPr>
-          <w:rFonts w:ascii="Courier New" w:eastAsia="Courier New" w:hAnsi="Courier New" w:cs="Courier New"/>
-          <w:color w:val="1E293B"/>
-          <w:sz w:val="17"/>
-          <w:szCs w:val="17"/>
-        </w:rPr>
-        <w:t xml:space="preserve"> </w:t>
-      </w:r>
-      <w:proofErr w:type="spellStart"/>
-      <w:r>
-        <w:rPr>
-          <w:rFonts w:ascii="Courier New" w:eastAsia="Courier New" w:hAnsi="Courier New" w:cs="Courier New"/>
-          <w:color w:val="1E293B"/>
-          <w:sz w:val="17"/>
-          <w:szCs w:val="17"/>
-        </w:rPr>
-        <w:t>Jawaban</w:t>
-      </w:r>
-      <w:proofErr w:type="spellEnd"/>
-      <w:r>
-        <w:rPr>
-          <w:rFonts w:ascii="Courier New" w:eastAsia="Courier New" w:hAnsi="Courier New" w:cs="Courier New"/>
-          <w:color w:val="1E293B"/>
-          <w:sz w:val="17"/>
-          <w:szCs w:val="17"/>
-        </w:rPr>
-        <w:t xml:space="preserve"> </w:t>
-      </w:r>
-      <w:proofErr w:type="spellStart"/>
-      <w:r>
-        <w:rPr>
-          <w:rFonts w:ascii="Courier New" w:eastAsia="Courier New" w:hAnsi="Courier New" w:cs="Courier New"/>
-          <w:color w:val="1E293B"/>
-          <w:sz w:val="17"/>
-          <w:szCs w:val="17"/>
-        </w:rPr>
-        <w:t>benar</w:t>
-      </w:r>
-      <w:proofErr w:type="spellEnd"/>
-      <w:r>
-        <w:rPr>
-          <w:rFonts w:ascii="Courier New" w:eastAsia="Courier New" w:hAnsi="Courier New" w:cs="Courier New"/>
-          <w:color w:val="1E293B"/>
-          <w:sz w:val="17"/>
-          <w:szCs w:val="17"/>
-        </w:rPr>
-        <w:t xml:space="preserve">, </w:t>
-      </w:r>
-      <w:proofErr w:type="spellStart"/>
-      <w:r>
-        <w:rPr>
-          <w:rFonts w:ascii="Courier New" w:eastAsia="Courier New" w:hAnsi="Courier New" w:cs="Courier New"/>
-          <w:color w:val="1E293B"/>
-          <w:sz w:val="17"/>
-          <w:szCs w:val="17"/>
-        </w:rPr>
-        <w:t>jika</w:t>
-      </w:r>
-      <w:proofErr w:type="spellEnd"/>
-      <w:r>
-        <w:rPr>
-          <w:rFonts w:ascii="Courier New" w:eastAsia="Courier New" w:hAnsi="Courier New" w:cs="Courier New"/>
-          <w:color w:val="1E293B"/>
-          <w:sz w:val="17"/>
-          <w:szCs w:val="17"/>
-        </w:rPr>
-        <w:t xml:space="preserve"> </w:t>
-      </w:r>
-      <w:proofErr w:type="spellStart"/>
-      <w:r>
-        <w:rPr>
-          <w:rFonts w:ascii="Courier New" w:eastAsia="Courier New" w:hAnsi="Courier New" w:cs="Courier New"/>
-          <w:color w:val="1E293B"/>
-          <w:sz w:val="17"/>
-          <w:szCs w:val="17"/>
-        </w:rPr>
-        <w:t>ada</w:t>
-      </w:r>
-      <w:proofErr w:type="spellEnd"/>
-      <w:r>
-        <w:rPr>
-          <w:rFonts w:ascii="Courier New" w:eastAsia="Courier New" w:hAnsi="Courier New" w:cs="Courier New"/>
-          <w:color w:val="1E293B"/>
-          <w:sz w:val="17"/>
-          <w:szCs w:val="17"/>
-        </w:rPr>
-        <w:t xml:space="preserve"> </w:t>
-      </w:r>
-      <w:proofErr w:type="spellStart"/>
-      <w:r>
-        <w:rPr>
-          <w:rFonts w:ascii="Courier New" w:eastAsia="Courier New" w:hAnsi="Courier New" w:cs="Courier New"/>
-          <w:color w:val="1E293B"/>
-          <w:sz w:val="17"/>
-          <w:szCs w:val="17"/>
-        </w:rPr>
-        <w:t>alternatif</w:t>
-      </w:r>
-      <w:proofErr w:type="spellEnd"/>
-      <w:r>
-        <w:rPr>
-          <w:rFonts w:ascii="Courier New" w:eastAsia="Courier New" w:hAnsi="Courier New" w:cs="Courier New"/>
-          <w:color w:val="1E293B"/>
-          <w:sz w:val="17"/>
-          <w:szCs w:val="17"/>
-        </w:rPr>
-        <w:t xml:space="preserve"> </w:t>
-      </w:r>
-      <w:proofErr w:type="spellStart"/>
-      <w:r>
-        <w:rPr>
-          <w:rFonts w:ascii="Courier New" w:eastAsia="Courier New" w:hAnsi="Courier New" w:cs="Courier New"/>
-          <w:color w:val="1E293B"/>
-          <w:sz w:val="17"/>
-          <w:szCs w:val="17"/>
-        </w:rPr>
-        <w:t>pisahkan</w:t>
-      </w:r>
-      <w:proofErr w:type="spellEnd"/>
-      <w:r>
-        <w:rPr>
-          <w:rFonts w:ascii="Courier New" w:eastAsia="Courier New" w:hAnsi="Courier New" w:cs="Courier New"/>
-          <w:color w:val="1E293B"/>
-          <w:sz w:val="17"/>
-          <w:szCs w:val="17"/>
-        </w:rPr>
-        <w:t xml:space="preserve"> </w:t>
-      </w:r>
-      <w:proofErr w:type="spellStart"/>
-      <w:r>
-        <w:rPr>
-          <w:rFonts w:ascii="Courier New" w:eastAsia="Courier New" w:hAnsi="Courier New" w:cs="Courier New"/>
-          <w:color w:val="1E293B"/>
-          <w:sz w:val="17"/>
-          <w:szCs w:val="17"/>
-        </w:rPr>
-        <w:t>dengan</w:t>
-      </w:r>
-      <w:proofErr w:type="spellEnd"/>
-      <w:r>
-        <w:rPr>
-          <w:rFonts w:ascii="Courier New" w:eastAsia="Courier New" w:hAnsi="Courier New" w:cs="Courier New"/>
-          <w:color w:val="1E293B"/>
-          <w:sz w:val="17"/>
-          <w:szCs w:val="17"/>
-        </w:rPr>
-        <w:t xml:space="preserve"> | (pipa)</w:t>
-      </w:r>
-    </w:p>
-    <w:p>
-      <w:pPr>
-        <w:spacing w:before="40" w:after="40"/>
-      </w:pPr>
-      <w:r>
-        <w:rPr>
-          <w:rFonts w:ascii="Courier New" w:eastAsia="Courier New" w:hAnsi="Courier New" w:cs="Courier New"/>
-          <w:color w:val="1E293B"/>
-          <w:sz w:val="17"/>
-          <w:szCs w:val="17"/>
-        </w:rPr>
-        <w:t xml:space="preserve">ESAI    </w:t>
-      </w:r>
-      <w:proofErr w:type="gramStart"/>
-      <w:r>
-        <w:rPr>
-          <w:rFonts w:ascii="Courier New" w:eastAsia="Courier New" w:hAnsi="Courier New" w:cs="Courier New"/>
-          <w:color w:val="1E293B"/>
-          <w:sz w:val="17"/>
-          <w:szCs w:val="17"/>
-        </w:rPr>
-        <w:t xml:space="preserve">  :</w:t>
-      </w:r>
-      <w:proofErr w:type="gramEnd"/>
-      <w:r>
-        <w:rPr>
-          <w:rFonts w:ascii="Courier New" w:eastAsia="Courier New" w:hAnsi="Courier New" w:cs="Courier New"/>
-          <w:color w:val="1E293B"/>
-          <w:sz w:val="17"/>
-          <w:szCs w:val="17"/>
-        </w:rPr>
-        <w:t xml:space="preserve"> Tulis "(Manual)" — </w:t>
-      </w:r>
-      <w:proofErr w:type="spellStart"/>
-      <w:r>
-        <w:rPr>
-          <w:rFonts w:ascii="Courier New" w:eastAsia="Courier New" w:hAnsi="Courier New" w:cs="Courier New"/>
-          <w:color w:val="1E293B"/>
-          <w:sz w:val="17"/>
-          <w:szCs w:val="17"/>
-        </w:rPr>
-        <w:t>dinilai</w:t>
-      </w:r>
-      <w:proofErr w:type="spellEnd"/>
-      <w:r>
-        <w:rPr>
-          <w:rFonts w:ascii="Courier New" w:eastAsia="Courier New" w:hAnsi="Courier New" w:cs="Courier New"/>
-          <w:color w:val="1E293B"/>
-          <w:sz w:val="17"/>
-          <w:szCs w:val="17"/>
-        </w:rPr>
-        <w:t xml:space="preserve"> oleh guru</w:t>
-      </w:r>
-    </w:p>
-    <w:p>
-      <w:pPr>
-        <w:spacing w:before="40" w:after="40"/>
-      </w:pPr>
-      <w:r>
-        <w:rPr>
-          <w:rFonts w:ascii="Courier New" w:eastAsia="Courier New" w:hAnsi="Courier New" w:cs="Courier New"/>
-          <w:color w:val="1E293B"/>
-          <w:sz w:val="17"/>
-          <w:szCs w:val="17"/>
-        </w:rPr>
-        <w:t xml:space="preserve">URUT    </w:t>
-      </w:r>
-      <w:proofErr w:type="gramStart"/>
-      <w:r>
-        <w:rPr>
-          <w:rFonts w:ascii="Courier New" w:eastAsia="Courier New" w:hAnsi="Courier New" w:cs="Courier New"/>
-          <w:color w:val="1E293B"/>
-          <w:sz w:val="17"/>
-          <w:szCs w:val="17"/>
-        </w:rPr>
-        <w:t xml:space="preserve">  :</w:t>
-      </w:r>
-      <w:proofErr w:type="gramEnd"/>
-      <w:r>
-        <w:rPr>
-          <w:rFonts w:ascii="Courier New" w:eastAsia="Courier New" w:hAnsi="Courier New" w:cs="Courier New"/>
-          <w:color w:val="1E293B"/>
-          <w:sz w:val="17"/>
-          <w:szCs w:val="17"/>
-        </w:rPr>
-        <w:t xml:space="preserve"> </w:t>
-      </w:r>
-      <w:proofErr w:type="spellStart"/>
-      <w:r>
-        <w:rPr>
-          <w:rFonts w:ascii="Courier New" w:eastAsia="Courier New" w:hAnsi="Courier New" w:cs="Courier New"/>
-          <w:color w:val="1E293B"/>
-          <w:sz w:val="17"/>
-          <w:szCs w:val="17"/>
-        </w:rPr>
-        <w:t>Urutan</w:t>
-      </w:r>
-      <w:proofErr w:type="spellEnd"/>
-      <w:r>
-        <w:rPr>
-          <w:rFonts w:ascii="Courier New" w:eastAsia="Courier New" w:hAnsi="Courier New" w:cs="Courier New"/>
-          <w:color w:val="1E293B"/>
-          <w:sz w:val="17"/>
-          <w:szCs w:val="17"/>
-        </w:rPr>
-        <w:t xml:space="preserve"> </w:t>
-      </w:r>
-      <w:proofErr w:type="spellStart"/>
-      <w:r>
-        <w:rPr>
-          <w:rFonts w:ascii="Courier New" w:eastAsia="Courier New" w:hAnsi="Courier New" w:cs="Courier New"/>
-          <w:color w:val="1E293B"/>
-          <w:sz w:val="17"/>
-          <w:szCs w:val="17"/>
-        </w:rPr>
-        <w:t>posisi</w:t>
-      </w:r>
-      <w:proofErr w:type="spellEnd"/>
-      <w:r>
-        <w:rPr>
-          <w:rFonts w:ascii="Courier New" w:eastAsia="Courier New" w:hAnsi="Courier New" w:cs="Courier New"/>
-          <w:color w:val="1E293B"/>
-          <w:sz w:val="17"/>
-          <w:szCs w:val="17"/>
-        </w:rPr>
-        <w:t xml:space="preserve"> yang </w:t>
-      </w:r>
-      <w:proofErr w:type="spellStart"/>
-      <w:r>
-        <w:rPr>
-          <w:rFonts w:ascii="Courier New" w:eastAsia="Courier New" w:hAnsi="Courier New" w:cs="Courier New"/>
-          <w:color w:val="1E293B"/>
-          <w:sz w:val="17"/>
-          <w:szCs w:val="17"/>
-        </w:rPr>
-        <w:t>benar</w:t>
-      </w:r>
-      <w:proofErr w:type="spellEnd"/>
-      <w:r>
-        <w:rPr>
-          <w:rFonts w:ascii="Courier New" w:eastAsia="Courier New" w:hAnsi="Courier New" w:cs="Courier New"/>
-          <w:color w:val="1E293B"/>
-          <w:sz w:val="17"/>
-          <w:szCs w:val="17"/>
-        </w:rPr>
-        <w:t xml:space="preserve"> </w:t>
-      </w:r>
-      <w:proofErr w:type="spellStart"/>
-      <w:r>
-        <w:rPr>
-          <w:rFonts w:ascii="Courier New" w:eastAsia="Courier New" w:hAnsi="Courier New" w:cs="Courier New"/>
-          <w:color w:val="1E293B"/>
-          <w:sz w:val="17"/>
-          <w:szCs w:val="17"/>
-        </w:rPr>
-        <w:t>pisah</w:t>
-      </w:r>
-      <w:proofErr w:type="spellEnd"/>
-      <w:r>
-        <w:rPr>
-          <w:rFonts w:ascii="Courier New" w:eastAsia="Courier New" w:hAnsi="Courier New" w:cs="Courier New"/>
-          <w:color w:val="1E293B"/>
-          <w:sz w:val="17"/>
-          <w:szCs w:val="17"/>
-        </w:rPr>
-        <w:t xml:space="preserve"> </w:t>
-      </w:r>
-      <w:proofErr w:type="spellStart"/>
-      <w:r>
-        <w:rPr>
-          <w:rFonts w:ascii="Courier New" w:eastAsia="Courier New" w:hAnsi="Courier New" w:cs="Courier New"/>
-          <w:color w:val="1E293B"/>
-          <w:sz w:val="17"/>
-          <w:szCs w:val="17"/>
-        </w:rPr>
-        <w:t>titik</w:t>
-      </w:r>
-      <w:proofErr w:type="spellEnd"/>
-      <w:r>
-        <w:rPr>
-          <w:rFonts w:ascii="Courier New" w:eastAsia="Courier New" w:hAnsi="Courier New" w:cs="Courier New"/>
-          <w:color w:val="1E293B"/>
-          <w:sz w:val="17"/>
-          <w:szCs w:val="17"/>
-        </w:rPr>
-        <w:t xml:space="preserve"> </w:t>
-      </w:r>
-      <w:proofErr w:type="spellStart"/>
-      <w:r>
-        <w:rPr>
-          <w:rFonts w:ascii="Courier New" w:eastAsia="Courier New" w:hAnsi="Courier New" w:cs="Courier New"/>
-          <w:color w:val="1E293B"/>
-          <w:sz w:val="17"/>
-          <w:szCs w:val="17"/>
-        </w:rPr>
-        <w:t>koma</w:t>
-      </w:r>
-      <w:proofErr w:type="spellEnd"/>
-      <w:r>
-        <w:rPr>
-          <w:rFonts w:ascii="Courier New" w:eastAsia="Courier New" w:hAnsi="Courier New" w:cs="Courier New"/>
-          <w:color w:val="1E293B"/>
-          <w:sz w:val="17"/>
-          <w:szCs w:val="17"/>
-        </w:rPr>
-        <w:t xml:space="preserve">, </w:t>
-      </w:r>
-      <w:proofErr w:type="spellStart"/>
-      <w:r>
-        <w:rPr>
-          <w:rFonts w:ascii="Courier New" w:eastAsia="Courier New" w:hAnsi="Courier New" w:cs="Courier New"/>
-          <w:color w:val="1E293B"/>
-          <w:sz w:val="17"/>
-          <w:szCs w:val="17"/>
-        </w:rPr>
-        <w:t>misal</w:t>
-      </w:r>
-      <w:proofErr w:type="spellEnd"/>
-      <w:r>
-        <w:rPr>
-          <w:rFonts w:ascii="Courier New" w:eastAsia="Courier New" w:hAnsi="Courier New" w:cs="Courier New"/>
-          <w:color w:val="1E293B"/>
-          <w:sz w:val="17"/>
-          <w:szCs w:val="17"/>
-        </w:rPr>
-        <w:t>: 2;1;4;3 (</w:t>
-      </w:r>
-      <w:proofErr w:type="spellStart"/>
-      <w:r>
-        <w:rPr>
-          <w:rFonts w:ascii="Courier New" w:eastAsia="Courier New" w:hAnsi="Courier New" w:cs="Courier New"/>
-          <w:color w:val="1E293B"/>
-          <w:sz w:val="17"/>
-          <w:szCs w:val="17"/>
-        </w:rPr>
-        <w:t>artinya</w:t>
-      </w:r>
-      <w:proofErr w:type="spellEnd"/>
-      <w:r>
-        <w:rPr>
-          <w:rFonts w:ascii="Courier New" w:eastAsia="Courier New" w:hAnsi="Courier New" w:cs="Courier New"/>
-          <w:color w:val="1E293B"/>
-          <w:sz w:val="17"/>
-          <w:szCs w:val="17"/>
-        </w:rPr>
-        <w:t xml:space="preserve"> U2 </w:t>
-      </w:r>
-      <w:proofErr w:type="spellStart"/>
-      <w:r>
-        <w:rPr>
-          <w:rFonts w:ascii="Courier New" w:eastAsia="Courier New" w:hAnsi="Courier New" w:cs="Courier New"/>
-          <w:color w:val="1E293B"/>
-          <w:sz w:val="17"/>
-          <w:szCs w:val="17"/>
-        </w:rPr>
-        <w:t>pertama</w:t>
-      </w:r>
-      <w:proofErr w:type="spellEnd"/>
-      <w:r>
-        <w:rPr>
-          <w:rFonts w:ascii="Courier New" w:eastAsia="Courier New" w:hAnsi="Courier New" w:cs="Courier New"/>
-          <w:color w:val="1E293B"/>
-          <w:sz w:val="17"/>
-          <w:szCs w:val="17"/>
-        </w:rPr>
-        <w:t xml:space="preserve">, U1 </w:t>
-      </w:r>
-      <w:proofErr w:type="spellStart"/>
-      <w:r>
-        <w:rPr>
-          <w:rFonts w:ascii="Courier New" w:eastAsia="Courier New" w:hAnsi="Courier New" w:cs="Courier New"/>
-          <w:color w:val="1E293B"/>
-          <w:sz w:val="17"/>
-          <w:szCs w:val="17"/>
-        </w:rPr>
-        <w:t>kedua</w:t>
-      </w:r>
-      <w:proofErr w:type="spellEnd"/>
-      <w:r>
-        <w:rPr>
-          <w:rFonts w:ascii="Courier New" w:eastAsia="Courier New" w:hAnsi="Courier New" w:cs="Courier New"/>
-          <w:color w:val="1E293B"/>
-          <w:sz w:val="17"/>
-          <w:szCs w:val="17"/>
-        </w:rPr>
-        <w:t xml:space="preserve">, </w:t>
-      </w:r>
-      <w:proofErr w:type="spellStart"/>
-      <w:r>
-        <w:rPr>
-          <w:rFonts w:ascii="Courier New" w:eastAsia="Courier New" w:hAnsi="Courier New" w:cs="Courier New"/>
-          <w:color w:val="1E293B"/>
-          <w:sz w:val="17"/>
-          <w:szCs w:val="17"/>
-        </w:rPr>
-        <w:t>dst</w:t>
-      </w:r>
-      <w:proofErr w:type="spellEnd"/>
-      <w:r>
-        <w:rPr>
-          <w:rFonts w:ascii="Courier New" w:eastAsia="Courier New" w:hAnsi="Courier New" w:cs="Courier New"/>
-          <w:color w:val="1E293B"/>
-          <w:sz w:val="17"/>
-          <w:szCs w:val="17"/>
-        </w:rPr>
-        <w:t>)</w:t>
-      </w:r>
-    </w:p>
     <w:sectPr>
       <w:pgSz w:w="11906" w:h="16838"/>
       <w:pgMar w:top="720" w:right="900" w:bottom="720" w:left="900" w:header="283" w:footer="567" w:gutter="0"/>

--- a/apps/web/public/template_soal_pengetahuan.docx
+++ b/apps/web/public/template_soal_pengetahuan.docx
@@ -22,7 +22,7 @@
           <w:sz w:val="28"/>
           <w:szCs w:val="28"/>
         </w:rPr>
-        <w:t xml:space="preserve">TEMPLATE IMPORT SOAL </w:t>
+        <w:t xml:space="preserve">Template Soal Pengetahuan</w:t>
       </w:r>
       <w:r>
         <w:rPr>
@@ -42,7 +42,7 @@
           <w:sz w:val="22"/>
           <w:szCs w:val="22"/>
         </w:rPr>
-        <w:t>(</w:t>
+        <w:t/>
       </w:r>
       <w:r>
         <w:rPr>
@@ -52,7 +52,7 @@
           <w:sz w:val="22"/>
           <w:szCs w:val="22"/>
         </w:rPr>
-        <w:t>PENGETAHUAN</w:t>
+        <w:t/>
       </w:r>
       <w:r>
         <w:rPr>
@@ -62,7 +62,7 @@
           <w:sz w:val="22"/>
           <w:szCs w:val="22"/>
         </w:rPr>
-        <w:t>)</w:t>
+        <w:t/>
       </w:r>
     </w:p>
     <w:p>
@@ -4529,10 +4529,9 @@
         <w:tblLook w:val="0000" w:firstRow="0" w:lastRow="0" w:firstColumn="0" w:lastColumn="0" w:noHBand="0" w:noVBand="0"/>
       </w:tblPr>
       <w:tblGrid>
-        <w:gridCol w:w="898"/>
-        <w:gridCol w:w="2499"/>
-        <w:gridCol w:w="426"/>
-        <w:gridCol w:w="6273"/>
+        <w:gridCol w:w="909"/>
+        <w:gridCol w:w="2524"/>
+        <w:gridCol w:w="6663"/>
       </w:tblGrid>
       <w:tr>
         <w:trPr>
@@ -4541,7 +4540,7 @@
         </w:trPr>
         <w:tc>
           <w:tcPr>
-            <w:tcW w:w="898" w:type="dxa"/>
+            <w:tcW w:w="909" w:type="dxa"/>
             <w:tcBorders>
               <w:top w:val="single" w:sz="4" w:space="0" w:color="BBBBBB"/>
               <w:left w:val="single" w:sz="4" w:space="0" w:color="BBBBBB"/>
@@ -4577,7 +4576,7 @@
         </w:tc>
         <w:tc>
           <w:tcPr>
-            <w:tcW w:w="2499" w:type="dxa"/>
+            <w:tcW w:w="2524" w:type="dxa"/>
             <w:tcBorders>
               <w:top w:val="single" w:sz="4" w:space="0" w:color="BBBBBB"/>
               <w:left w:val="single" w:sz="4" w:space="0" w:color="BBBBBB"/>
@@ -4605,8 +4604,7 @@
         </w:tc>
         <w:tc>
           <w:tcPr>
-            <w:tcW w:w="6699" w:type="dxa"/>
-            <w:gridSpan w:val="2"/>
+            <w:tcW w:w="6663" w:type="dxa"/>
             <w:tcBorders>
               <w:top w:val="single" w:sz="4" w:space="0" w:color="BBBBBB"/>
               <w:left w:val="single" w:sz="4" w:space="0" w:color="BBBBBB"/>
@@ -4634,7 +4632,7 @@
       <w:tr>
         <w:tc>
           <w:tcPr>
-            <w:tcW w:w="898" w:type="dxa"/>
+            <w:tcW w:w="909" w:type="dxa"/>
             <w:tcBorders>
               <w:top w:val="single" w:sz="4" w:space="0" w:color="BBBBBB"/>
               <w:left w:val="single" w:sz="4" w:space="0" w:color="BBBBBB"/>
@@ -4657,8 +4655,7 @@
         </w:tc>
         <w:tc>
           <w:tcPr>
-            <w:tcW w:w="2925" w:type="dxa"/>
-            <w:gridSpan w:val="2"/>
+            <w:tcW w:w="2524" w:type="dxa"/>
             <w:tcBorders>
               <w:top w:val="single" w:sz="4" w:space="0" w:color="BBBBBB"/>
               <w:left w:val="single" w:sz="4" w:space="0" w:color="BBBBBB"/>
@@ -4678,7 +4675,7 @@
         </w:tc>
         <w:tc>
           <w:tcPr>
-            <w:tcW w:w="6273" w:type="dxa"/>
+            <w:tcW w:w="6663" w:type="dxa"/>
             <w:tcBorders>
               <w:top w:val="single" w:sz="4" w:space="0" w:color="BBBBBB"/>
               <w:left w:val="single" w:sz="4" w:space="0" w:color="BBBBBB"/>
@@ -4714,7 +4711,7 @@
       <w:tr>
         <w:tc>
           <w:tcPr>
-            <w:tcW w:w="898" w:type="dxa"/>
+            <w:tcW w:w="909" w:type="dxa"/>
             <w:tcBorders>
               <w:top w:val="single" w:sz="4" w:space="0" w:color="BBBBBB"/>
               <w:left w:val="single" w:sz="4" w:space="0" w:color="BBBBBB"/>
@@ -4737,8 +4734,7 @@
         </w:tc>
         <w:tc>
           <w:tcPr>
-            <w:tcW w:w="2925" w:type="dxa"/>
-            <w:gridSpan w:val="2"/>
+            <w:tcW w:w="2524" w:type="dxa"/>
             <w:tcBorders>
               <w:top w:val="single" w:sz="4" w:space="0" w:color="BBBBBB"/>
               <w:left w:val="single" w:sz="4" w:space="0" w:color="BBBBBB"/>
@@ -4758,7 +4754,7 @@
         </w:tc>
         <w:tc>
           <w:tcPr>
-            <w:tcW w:w="6273" w:type="dxa"/>
+            <w:tcW w:w="6663" w:type="dxa"/>
             <w:tcBorders>
               <w:top w:val="single" w:sz="4" w:space="0" w:color="BBBBBB"/>
               <w:left w:val="single" w:sz="4" w:space="0" w:color="BBBBBB"/>
@@ -4850,7 +4846,7 @@
       <w:tr>
         <w:tc>
           <w:tcPr>
-            <w:tcW w:w="898" w:type="dxa"/>
+            <w:tcW w:w="909" w:type="dxa"/>
             <w:tcBorders>
               <w:top w:val="single" w:sz="4" w:space="0" w:color="BBBBBB"/>
               <w:left w:val="single" w:sz="4" w:space="0" w:color="BBBBBB"/>
@@ -4873,8 +4869,7 @@
         </w:tc>
         <w:tc>
           <w:tcPr>
-            <w:tcW w:w="2925" w:type="dxa"/>
-            <w:gridSpan w:val="2"/>
+            <w:tcW w:w="2524" w:type="dxa"/>
             <w:tcBorders>
               <w:top w:val="single" w:sz="4" w:space="0" w:color="BBBBBB"/>
               <w:left w:val="single" w:sz="4" w:space="0" w:color="BBBBBB"/>
@@ -4902,7 +4897,7 @@
         </w:tc>
         <w:tc>
           <w:tcPr>
-            <w:tcW w:w="6273" w:type="dxa"/>
+            <w:tcW w:w="6663" w:type="dxa"/>
             <w:tcBorders>
               <w:top w:val="single" w:sz="4" w:space="0" w:color="BBBBBB"/>
               <w:left w:val="single" w:sz="4" w:space="0" w:color="BBBBBB"/>
@@ -5046,9 +5041,9 @@
         <w:tblLook w:val="0000" w:firstRow="0" w:lastRow="0" w:firstColumn="0" w:lastColumn="0" w:noHBand="0" w:noVBand="0"/>
       </w:tblPr>
       <w:tblGrid>
-        <w:gridCol w:w="898"/>
-        <w:gridCol w:w="2499"/>
-        <w:gridCol w:w="6699"/>
+        <w:gridCol w:w="909"/>
+        <w:gridCol w:w="2524"/>
+        <w:gridCol w:w="6663"/>
       </w:tblGrid>
       <w:tr>
         <w:trPr>
@@ -5057,7 +5052,7 @@
         </w:trPr>
         <w:tc>
           <w:tcPr>
-            <w:tcW w:w="898" w:type="dxa"/>
+            <w:tcW w:w="909" w:type="dxa"/>
             <w:tcBorders>
               <w:top w:val="single" w:sz="4" w:space="0" w:color="BBBBBB"/>
               <w:left w:val="single" w:sz="4" w:space="0" w:color="BBBBBB"/>
@@ -5083,7 +5078,7 @@
         </w:tc>
         <w:tc>
           <w:tcPr>
-            <w:tcW w:w="2499" w:type="dxa"/>
+            <w:tcW w:w="2524" w:type="dxa"/>
             <w:tcBorders>
               <w:top w:val="single" w:sz="4" w:space="0" w:color="BBBBBB"/>
               <w:left w:val="single" w:sz="4" w:space="0" w:color="BBBBBB"/>
@@ -5111,7 +5106,7 @@
         </w:tc>
         <w:tc>
           <w:tcPr>
-            <w:tcW w:w="6699" w:type="dxa"/>
+            <w:tcW w:w="6663" w:type="dxa"/>
             <w:tcBorders>
               <w:top w:val="single" w:sz="4" w:space="0" w:color="BBBBBB"/>
               <w:left w:val="single" w:sz="4" w:space="0" w:color="BBBBBB"/>
@@ -5139,7 +5134,7 @@
       <w:tr>
         <w:tc>
           <w:tcPr>
-            <w:tcW w:w="898" w:type="dxa"/>
+            <w:tcW w:w="909" w:type="dxa"/>
             <w:tcBorders>
               <w:top w:val="single" w:sz="4" w:space="0" w:color="BBBBBB"/>
               <w:left w:val="single" w:sz="4" w:space="0" w:color="BBBBBB"/>
@@ -5159,7 +5154,7 @@
         </w:tc>
         <w:tc>
           <w:tcPr>
-            <w:tcW w:w="2499" w:type="dxa"/>
+            <w:tcW w:w="2524" w:type="dxa"/>
             <w:tcBorders>
               <w:top w:val="single" w:sz="4" w:space="0" w:color="BBBBBB"/>
               <w:left w:val="single" w:sz="4" w:space="0" w:color="BBBBBB"/>
@@ -5187,7 +5182,7 @@
         </w:tc>
         <w:tc>
           <w:tcPr>
-            <w:tcW w:w="6699" w:type="dxa"/>
+            <w:tcW w:w="6663" w:type="dxa"/>
             <w:tcBorders>
               <w:top w:val="single" w:sz="4" w:space="0" w:color="BBBBBB"/>
               <w:left w:val="single" w:sz="4" w:space="0" w:color="BBBBBB"/>
@@ -5259,7 +5254,7 @@
       <w:tr>
         <w:tc>
           <w:tcPr>
-            <w:tcW w:w="898" w:type="dxa"/>
+            <w:tcW w:w="909" w:type="dxa"/>
             <w:tcBorders>
               <w:top w:val="single" w:sz="4" w:space="0" w:color="BBBBBB"/>
               <w:left w:val="single" w:sz="4" w:space="0" w:color="BBBBBB"/>
@@ -5279,7 +5274,7 @@
         </w:tc>
         <w:tc>
           <w:tcPr>
-            <w:tcW w:w="2499" w:type="dxa"/>
+            <w:tcW w:w="2524" w:type="dxa"/>
             <w:tcBorders>
               <w:top w:val="single" w:sz="4" w:space="0" w:color="BBBBBB"/>
               <w:left w:val="single" w:sz="4" w:space="0" w:color="BBBBBB"/>
@@ -5307,7 +5302,7 @@
         </w:tc>
         <w:tc>
           <w:tcPr>
-            <w:tcW w:w="6699" w:type="dxa"/>
+            <w:tcW w:w="6663" w:type="dxa"/>
             <w:tcBorders>
               <w:top w:val="single" w:sz="4" w:space="0" w:color="BBBBBB"/>
               <w:left w:val="single" w:sz="4" w:space="0" w:color="BBBBBB"/>
@@ -5435,7 +5430,7 @@
       <w:tr>
         <w:tc>
           <w:tcPr>
-            <w:tcW w:w="898" w:type="dxa"/>
+            <w:tcW w:w="909" w:type="dxa"/>
             <w:tcBorders>
               <w:top w:val="single" w:sz="4" w:space="0" w:color="BBBBBB"/>
               <w:left w:val="single" w:sz="4" w:space="0" w:color="BBBBBB"/>
@@ -5455,7 +5450,7 @@
         </w:tc>
         <w:tc>
           <w:tcPr>
-            <w:tcW w:w="2499" w:type="dxa"/>
+            <w:tcW w:w="2524" w:type="dxa"/>
             <w:tcBorders>
               <w:top w:val="single" w:sz="4" w:space="0" w:color="BBBBBB"/>
               <w:left w:val="single" w:sz="4" w:space="0" w:color="BBBBBB"/>
@@ -5483,7 +5478,7 @@
         </w:tc>
         <w:tc>
           <w:tcPr>
-            <w:tcW w:w="6699" w:type="dxa"/>
+            <w:tcW w:w="6663" w:type="dxa"/>
             <w:tcBorders>
               <w:top w:val="single" w:sz="4" w:space="0" w:color="BBBBBB"/>
               <w:left w:val="single" w:sz="4" w:space="0" w:color="BBBBBB"/>
@@ -5583,7 +5578,7 @@
       <w:tr>
         <w:tc>
           <w:tcPr>
-            <w:tcW w:w="898" w:type="dxa"/>
+            <w:tcW w:w="909" w:type="dxa"/>
             <w:tcBorders>
               <w:top w:val="single" w:sz="4" w:space="0" w:color="BBBBBB"/>
               <w:left w:val="single" w:sz="4" w:space="0" w:color="BBBBBB"/>
@@ -5603,7 +5598,7 @@
         </w:tc>
         <w:tc>
           <w:tcPr>
-            <w:tcW w:w="2499" w:type="dxa"/>
+            <w:tcW w:w="2524" w:type="dxa"/>
             <w:tcBorders>
               <w:top w:val="single" w:sz="4" w:space="0" w:color="BBBBBB"/>
               <w:left w:val="single" w:sz="4" w:space="0" w:color="BBBBBB"/>
@@ -5639,7 +5634,7 @@
         </w:tc>
         <w:tc>
           <w:tcPr>
-            <w:tcW w:w="6699" w:type="dxa"/>
+            <w:tcW w:w="6663" w:type="dxa"/>
             <w:tcBorders>
               <w:top w:val="single" w:sz="4" w:space="0" w:color="BBBBBB"/>
               <w:left w:val="single" w:sz="4" w:space="0" w:color="BBBBBB"/>
@@ -5725,7 +5720,7 @@
       <w:tr>
         <w:tc>
           <w:tcPr>
-            <w:tcW w:w="898" w:type="dxa"/>
+            <w:tcW w:w="909" w:type="dxa"/>
             <w:tcBorders>
               <w:top w:val="single" w:sz="4" w:space="0" w:color="BBBBBB"/>
               <w:left w:val="single" w:sz="4" w:space="0" w:color="BBBBBB"/>
@@ -5745,7 +5740,7 @@
         </w:tc>
         <w:tc>
           <w:tcPr>
-            <w:tcW w:w="2499" w:type="dxa"/>
+            <w:tcW w:w="2524" w:type="dxa"/>
             <w:tcBorders>
               <w:top w:val="single" w:sz="4" w:space="0" w:color="BBBBBB"/>
               <w:left w:val="single" w:sz="4" w:space="0" w:color="BBBBBB"/>
@@ -5781,7 +5776,7 @@
         </w:tc>
         <w:tc>
           <w:tcPr>
-            <w:tcW w:w="6699" w:type="dxa"/>
+            <w:tcW w:w="6663" w:type="dxa"/>
             <w:tcBorders>
               <w:top w:val="single" w:sz="4" w:space="0" w:color="BBBBBB"/>
               <w:left w:val="single" w:sz="4" w:space="0" w:color="BBBBBB"/>
